--- a/app/templates/incidencia_template.docx
+++ b/app/templates/incidencia_template.docx
@@ -4,45 +4,395 @@
   <w:body>
     <w:p>
       <w:pPr>
-        <w:pStyle w:val="Title"/>
+        <w:jc w:val="center"/>
       </w:pPr>
       <w:r>
-        <w:t>REPORTE DE INCIDENCIA</w:t>
+        <w:rPr>
+          <w:b/>
+          <w:sz w:val="22"/>
+        </w:rPr>
+        <w:t>Escuela Primaria URBANA 868 "INSTITUTO CABAÑAS"</w:t>
+      </w:r>
+    </w:p>
+    <w:p>
+      <w:pPr>
+        <w:jc w:val="center"/>
+      </w:pPr>
+      <w:r>
+        <w:rPr>
+          <w:b/>
+          <w:sz w:val="40"/>
+        </w:rPr>
+        <w:t>INCIDENCIA ESCOLAR</w:t>
       </w:r>
     </w:p>
     <w:p>
       <w:r>
-        <w:t>Alumno: {{student_name}}</w:t>
+        <w:rPr>
+          <w:b/>
+        </w:rPr>
+        <w:t xml:space="preserve">Nombre del alumno: </w:t>
+      </w:r>
+      <w:r>
+        <w:t>{{student_name}}</w:t>
+      </w:r>
+      <w:r>
+        <w:t xml:space="preserve">          </w:t>
+      </w:r>
+      <w:r>
+        <w:rPr>
+          <w:b/>
+        </w:rPr>
+        <w:t xml:space="preserve">Incidencia No. </w:t>
+      </w:r>
+      <w:r>
+        <w:t>{{incidencia_id}}</w:t>
       </w:r>
     </w:p>
     <w:p>
       <w:r>
-        <w:t>Grado/Grupo: {{grade}} / {{group}}</w:t>
+        <w:rPr>
+          <w:b/>
+        </w:rPr>
+        <w:t xml:space="preserve">Fecha: </w:t>
+      </w:r>
+      <w:r>
+        <w:t>{{date}}</w:t>
+      </w:r>
+      <w:r>
+        <w:t xml:space="preserve">                    </w:t>
+      </w:r>
+      <w:r>
+        <w:rPr>
+          <w:b/>
+        </w:rPr>
+        <w:t xml:space="preserve">Grado/Grupo: </w:t>
+      </w:r>
+      <w:r>
+        <w:t>{{grade}} / {{group}}</w:t>
       </w:r>
     </w:p>
     <w:p>
       <w:r>
-        <w:t>Fecha: {{date}}</w:t>
+        <w:rPr>
+          <w:sz w:val="18"/>
+        </w:rPr>
+        <w:t>Con base en el Reglamento de Conducta para las Escuelas de Educación Básica del Estado de Jalisco, se le informa que el alumno incurrió en una falta de indisciplina:</w:t>
       </w:r>
     </w:p>
     <w:p>
       <w:r>
-        <w:t>Descripción: {{description}}</w:t>
+        <w:rPr>
+          <w:b/>
+        </w:rPr>
+        <w:t>ARTÍCULO 13. ACTO LEVE DE INDISCIPLINA</w:t>
       </w:r>
     </w:p>
     <w:p>
       <w:r>
-        <w:t>Acción disciplinaria: {{disciplinary}}</w:t>
+        <w:t xml:space="preserve">{% if "I" in leve_faction %}[X]{% else %}[ ]{% endif %} I   </w:t>
+      </w:r>
+      <w:r>
+        <w:t xml:space="preserve">{% if "II" in leve_faction %}[X]{% else %}[ ]{% endif %} II   </w:t>
+      </w:r>
+      <w:r>
+        <w:t xml:space="preserve">{% if "III" in leve_faction %}[X]{% else %}[ ]{% endif %} III   </w:t>
+      </w:r>
+      <w:r>
+        <w:t xml:space="preserve">{% if "IV" in leve_faction %}[X]{% else %}[ ]{% endif %} IV   </w:t>
+      </w:r>
+      <w:r>
+        <w:t xml:space="preserve">{% if "V" in leve_faction %}[X]{% else %}[ ]{% endif %} V   </w:t>
+      </w:r>
+      <w:r>
+        <w:t xml:space="preserve">{% if "VI" in leve_faction %}[X]{% else %}[ ]{% endif %} VI   </w:t>
+      </w:r>
+      <w:r>
+        <w:t xml:space="preserve">{% if "VII" in leve_faction %}[X]{% else %}[ ]{% endif %} VII   </w:t>
+      </w:r>
+      <w:r>
+        <w:t xml:space="preserve">{% if "VIII" in leve_faction %}[X]{% else %}[ ]{% endif %} VIII   </w:t>
       </w:r>
     </w:p>
     <w:p>
       <w:r>
-        <w:t>Acuerdos y Compromisos: {{acuerdos_compromisos}}</w:t>
+        <w:t>{% if leve_other %}[X]{% else %}[ ]{% endif %} Otro: {{ leve_other or "____________________" }}</w:t>
       </w:r>
     </w:p>
+    <w:p>
+      <w:r>
+        <w:rPr>
+          <w:b/>
+        </w:rPr>
+        <w:t>ARTÍCULO 14. ACTO GRAVE DE INDISCIPLINA</w:t>
+      </w:r>
+    </w:p>
+    <w:p>
+      <w:r>
+        <w:t xml:space="preserve">{% if "I" in grave_faction %}[X]{% else %}[ ]{% endif %} I   </w:t>
+      </w:r>
+      <w:r>
+        <w:t xml:space="preserve">{% if "II" in grave_faction %}[X]{% else %}[ ]{% endif %} II   </w:t>
+      </w:r>
+      <w:r>
+        <w:t xml:space="preserve">{% if "III" in grave_faction %}[X]{% else %}[ ]{% endif %} III   </w:t>
+      </w:r>
+      <w:r>
+        <w:t xml:space="preserve">{% if "IV" in grave_faction %}[X]{% else %}[ ]{% endif %} IV   </w:t>
+      </w:r>
+      <w:r>
+        <w:t xml:space="preserve">{% if "V" in grave_faction %}[X]{% else %}[ ]{% endif %} V   </w:t>
+      </w:r>
+      <w:r>
+        <w:t xml:space="preserve">{% if "VI" in grave_faction %}[X]{% else %}[ ]{% endif %} VI   </w:t>
+      </w:r>
+      <w:r>
+        <w:t xml:space="preserve">{% if "VII" in grave_faction %}[X]{% else %}[ ]{% endif %} VII   </w:t>
+      </w:r>
+      <w:r>
+        <w:t xml:space="preserve">{% if "VIII" in grave_faction %}[X]{% else %}[ ]{% endif %} VIII   </w:t>
+      </w:r>
+    </w:p>
+    <w:p>
+      <w:r>
+        <w:t>{% if grave_other %}[X]{% else %}[ ]{% endif %} Otro: {{ grave_other or "____________________" }}</w:t>
+      </w:r>
+    </w:p>
+    <w:p>
+      <w:r>
+        <w:rPr>
+          <w:b/>
+        </w:rPr>
+        <w:t>ARTÍCULO 15. ACTO MUY GRAVE DE INDISCIPLINA</w:t>
+      </w:r>
+    </w:p>
+    <w:p>
+      <w:r>
+        <w:t xml:space="preserve">{% if "I" in muy_grave_faction %}[X]{% else %}[ ]{% endif %} I   </w:t>
+      </w:r>
+      <w:r>
+        <w:t xml:space="preserve">{% if "II" in muy_grave_faction %}[X]{% else %}[ ]{% endif %} II   </w:t>
+      </w:r>
+      <w:r>
+        <w:t xml:space="preserve">{% if "III" in muy_grave_faction %}[X]{% else %}[ ]{% endif %} III   </w:t>
+      </w:r>
+      <w:r>
+        <w:t xml:space="preserve">{% if "IV" in muy_grave_faction %}[X]{% else %}[ ]{% endif %} IV   </w:t>
+      </w:r>
+      <w:r>
+        <w:t xml:space="preserve">{% if "V" in muy_grave_faction %}[X]{% else %}[ ]{% endif %} V   </w:t>
+      </w:r>
+      <w:r>
+        <w:t xml:space="preserve">{% if "VI" in muy_grave_faction %}[X]{% else %}[ ]{% endif %} VI   </w:t>
+      </w:r>
+      <w:r>
+        <w:t xml:space="preserve">{% if "VII" in muy_grave_faction %}[X]{% else %}[ ]{% endif %} VII   </w:t>
+      </w:r>
+      <w:r>
+        <w:t xml:space="preserve">{% if "VIII" in muy_grave_faction %}[X]{% else %}[ ]{% endif %} VIII   </w:t>
+      </w:r>
+      <w:r>
+        <w:t xml:space="preserve">{% if "IX" in muy_grave_faction %}[X]{% else %}[ ]{% endif %} IX   </w:t>
+      </w:r>
+      <w:r>
+        <w:t xml:space="preserve">{% if "X" in muy_grave_faction %}[X]{% else %}[ ]{% endif %} X   </w:t>
+      </w:r>
+      <w:r>
+        <w:t xml:space="preserve">{% if "XI" in muy_grave_faction %}[X]{% else %}[ ]{% endif %} XI   </w:t>
+      </w:r>
+    </w:p>
+    <w:p>
+      <w:r>
+        <w:t>{% if muy_grave_other %}[X]{% else %}[ ]{% endif %} Otro: {{ muy_grave_other or "____________________" }}</w:t>
+      </w:r>
+    </w:p>
+    <w:p>
+      <w:pPr>
+        <w:jc w:val="center"/>
+      </w:pPr>
+      <w:r>
+        <w:t>Descripción breve de la situación</w:t>
+      </w:r>
+    </w:p>
+    <w:p>
+      <w:pPr>
+        <w:spacing w:after="400"/>
+      </w:pPr>
+      <w:r>
+        <w:t>{{description}}</w:t>
+      </w:r>
+    </w:p>
+    <w:p>
+      <w:r>
+        <w:rPr>
+          <w:sz w:val="18"/>
+        </w:rPr>
+        <w:t>Por lo que estará sujeto (a) a la siguiente medida disciplinaria indicada en el Reglamento de Conducta para las Escuelas de Educación Básica del Estado de Jalisco, artículo 17 según la falta cometida:</w:t>
+      </w:r>
+    </w:p>
+    <w:p>
+      <w:pPr>
+        <w:spacing w:after="240"/>
+      </w:pPr>
+      <w:r>
+        <w:t>{{disciplinary}}</w:t>
+      </w:r>
+    </w:p>
+    <w:p>
+      <w:pPr>
+        <w:jc w:val="center"/>
+      </w:pPr>
+      <w:r>
+        <w:t>Acuerdos y compromisos</w:t>
+      </w:r>
+    </w:p>
+    <w:p>
+      <w:pPr>
+        <w:spacing w:after="480"/>
+      </w:pPr>
+      <w:r>
+        <w:t>{{acuerdos_compromisos}}</w:t>
+      </w:r>
+    </w:p>
+    <w:p>
+      <w:pPr>
+        <w:jc w:val="center"/>
+      </w:pPr>
+      <w:r>
+        <w:t>NOMBRE Y FIRMA</w:t>
+      </w:r>
+    </w:p>
+    <w:tbl>
+      <w:tblPr>
+        <w:tblW w:type="auto" w:w="0"/>
+        <w:tblLook w:firstColumn="1" w:firstRow="1" w:lastColumn="0" w:lastRow="0" w:noHBand="0" w:noVBand="1" w:val="04A0"/>
+      </w:tblPr>
+      <w:tblGrid>
+        <w:gridCol w:w="2520"/>
+        <w:gridCol w:w="2520"/>
+        <w:gridCol w:w="2520"/>
+        <w:gridCol w:w="2520"/>
+      </w:tblGrid>
+      <w:tr>
+        <w:tc>
+          <w:tcPr>
+            <w:tcW w:type="dxa" w:w="2520"/>
+          </w:tcPr>
+          <w:p>
+            <w:r>
+              <w:br/>
+              <w:br/>
+              <w:br/>
+            </w:r>
+          </w:p>
+        </w:tc>
+        <w:tc>
+          <w:tcPr>
+            <w:tcW w:type="dxa" w:w="2520"/>
+          </w:tcPr>
+          <w:p>
+            <w:r>
+              <w:br/>
+              <w:br/>
+              <w:br/>
+            </w:r>
+          </w:p>
+        </w:tc>
+        <w:tc>
+          <w:tcPr>
+            <w:tcW w:type="dxa" w:w="2520"/>
+          </w:tcPr>
+          <w:p>
+            <w:r>
+              <w:br/>
+              <w:br/>
+              <w:br/>
+            </w:r>
+          </w:p>
+        </w:tc>
+        <w:tc>
+          <w:tcPr>
+            <w:tcW w:type="dxa" w:w="2520"/>
+          </w:tcPr>
+          <w:p>
+            <w:r>
+              <w:br/>
+              <w:br/>
+              <w:br/>
+            </w:r>
+          </w:p>
+        </w:tc>
+      </w:tr>
+      <w:tr>
+        <w:tc>
+          <w:tcPr>
+            <w:tcW w:type="dxa" w:w="2520"/>
+          </w:tcPr>
+          <w:p>
+            <w:pPr>
+              <w:jc w:val="center"/>
+            </w:pPr>
+            <w:r>
+              <w:rPr>
+                <w:sz w:val="14"/>
+              </w:rPr>
+              <w:t>ÁREA QUE RESPONDE DE HOGAR CABAÑAS</w:t>
+            </w:r>
+          </w:p>
+        </w:tc>
+        <w:tc>
+          <w:tcPr>
+            <w:tcW w:type="dxa" w:w="2520"/>
+          </w:tcPr>
+          <w:p>
+            <w:pPr>
+              <w:jc w:val="center"/>
+            </w:pPr>
+            <w:r>
+              <w:rPr>
+                <w:sz w:val="14"/>
+              </w:rPr>
+              <w:t>DOCENTE</w:t>
+            </w:r>
+          </w:p>
+        </w:tc>
+        <w:tc>
+          <w:tcPr>
+            <w:tcW w:type="dxa" w:w="2520"/>
+          </w:tcPr>
+          <w:p>
+            <w:pPr>
+              <w:jc w:val="center"/>
+            </w:pPr>
+            <w:r>
+              <w:rPr>
+                <w:sz w:val="14"/>
+              </w:rPr>
+              <w:t>DIRECTIVO</w:t>
+            </w:r>
+          </w:p>
+        </w:tc>
+        <w:tc>
+          <w:tcPr>
+            <w:tcW w:type="dxa" w:w="2520"/>
+          </w:tcPr>
+          <w:p>
+            <w:pPr>
+              <w:jc w:val="center"/>
+            </w:pPr>
+            <w:r>
+              <w:rPr>
+                <w:sz w:val="14"/>
+              </w:rPr>
+              <w:t>OTRO</w:t>
+            </w:r>
+          </w:p>
+        </w:tc>
+      </w:tr>
+    </w:tbl>
     <w:sectPr>
       <w:pgSz w:w="12240" w:h="15840"/>
-      <w:pgMar w:top="1440" w:right="1800" w:bottom="1440" w:left="1800" w:header="720" w:footer="720" w:gutter="0"/>
+      <w:pgMar w:top="720" w:right="1080" w:bottom="720" w:left="1080" w:header="720" w:footer="720" w:gutter="0"/>
       <w:cols w:space="720"/>
       <w:docGrid w:linePitch="360"/>
     </w:sectPr>
